--- a/Reportes/FS_Propuesta_SBG316.docx
+++ b/Reportes/FS_Propuesta_SBG316.docx
@@ -57,7 +57,7 @@
         <w:rPr>
           <w:noProof/>
         </w:rPr>
-        <w:pict>
+        <w:pict w14:anchorId="610F6426">
           <v:rect id="_x0000_s1026" style="position:absolute;left:0;text-align:left;margin-left:24.75pt;margin-top:53.8pt;width:559.5pt;height:165.9pt;z-index:-2;mso-position-horizontal-relative:page;mso-position-vertical-relative:page" o:allowincell="f" filled="f" strokeweight="1pt">
             <w10:wrap anchorx="page" anchory="page"/>
           </v:rect>
@@ -67,7 +67,7 @@
         <w:rPr>
           <w:noProof/>
         </w:rPr>
-        <w:pict>
+        <w:pict w14:anchorId="2682026A">
           <v:rect id="_x0000_s1027" style="position:absolute;left:0;text-align:left;margin-left:22.25pt;margin-top:51.15pt;width:565.25pt;height:170.95pt;z-index:-1;mso-position-horizontal-relative:page;mso-position-vertical-relative:page" o:allowincell="f" filled="f" strokeweight="1.5pt">
             <w10:wrap anchorx="page" anchory="page"/>
           </v:rect>
@@ -171,7 +171,33 @@
           <w:sz w:val="17"/>
           <w:szCs w:val="24"/>
         </w:rPr>
-        <w:t>{custom.NumeroFianza}</w:t>
+        <w:t>{</w:t>
+      </w:r>
+      <w:proofErr w:type="spellStart"/>
+      <w:proofErr w:type="gramStart"/>
+      <w:r>
+        <w:rPr>
+          <w:rFonts w:ascii="Arial" w:eastAsia="Times New Roman" w:hAnsi="Arial" w:cs="Arial"/>
+          <w:b/>
+          <w:color w:val="000000"/>
+          <w:kern w:val="2"/>
+          <w:sz w:val="17"/>
+          <w:szCs w:val="24"/>
+        </w:rPr>
+        <w:t>custom.NumeroFianza</w:t>
+      </w:r>
+      <w:proofErr w:type="spellEnd"/>
+      <w:proofErr w:type="gramEnd"/>
+      <w:r>
+        <w:rPr>
+          <w:rFonts w:ascii="Arial" w:eastAsia="Times New Roman" w:hAnsi="Arial" w:cs="Arial"/>
+          <w:b/>
+          <w:color w:val="000000"/>
+          <w:kern w:val="2"/>
+          <w:sz w:val="17"/>
+          <w:szCs w:val="24"/>
+        </w:rPr>
+        <w:t>}</w:t>
       </w:r>
     </w:p>
     <w:p>
@@ -409,7 +435,33 @@
           <w:sz w:val="17"/>
           <w:szCs w:val="24"/>
         </w:rPr>
-        <w:t>{custom.Tenedor}</w:t>
+        <w:t>{</w:t>
+      </w:r>
+      <w:proofErr w:type="spellStart"/>
+      <w:proofErr w:type="gramStart"/>
+      <w:r>
+        <w:rPr>
+          <w:rFonts w:ascii="Arial" w:eastAsia="Times New Roman" w:hAnsi="Arial" w:cs="Arial"/>
+          <w:b/>
+          <w:color w:val="000000"/>
+          <w:kern w:val="2"/>
+          <w:sz w:val="17"/>
+          <w:szCs w:val="24"/>
+        </w:rPr>
+        <w:t>custom.Tenedor</w:t>
+      </w:r>
+      <w:proofErr w:type="spellEnd"/>
+      <w:proofErr w:type="gramEnd"/>
+      <w:r>
+        <w:rPr>
+          <w:rFonts w:ascii="Arial" w:eastAsia="Times New Roman" w:hAnsi="Arial" w:cs="Arial"/>
+          <w:b/>
+          <w:color w:val="000000"/>
+          <w:kern w:val="2"/>
+          <w:sz w:val="17"/>
+          <w:szCs w:val="24"/>
+        </w:rPr>
+        <w:t>}</w:t>
       </w:r>
     </w:p>
     <w:p>
@@ -499,7 +551,33 @@
           <w:sz w:val="17"/>
           <w:szCs w:val="24"/>
         </w:rPr>
-        <w:t xml:space="preserve">{custom.AFavor} / CONTRALORÍA GENERAL DE LA REPÚBLICA     </w:t>
+        <w:t>{</w:t>
+      </w:r>
+      <w:proofErr w:type="spellStart"/>
+      <w:proofErr w:type="gramStart"/>
+      <w:r>
+        <w:rPr>
+          <w:rFonts w:ascii="Arial" w:eastAsia="Times New Roman" w:hAnsi="Arial" w:cs="Arial"/>
+          <w:b/>
+          <w:color w:val="000000"/>
+          <w:kern w:val="2"/>
+          <w:sz w:val="17"/>
+          <w:szCs w:val="24"/>
+        </w:rPr>
+        <w:t>custom.AFavor</w:t>
+      </w:r>
+      <w:proofErr w:type="spellEnd"/>
+      <w:proofErr w:type="gramEnd"/>
+      <w:r>
+        <w:rPr>
+          <w:rFonts w:ascii="Arial" w:eastAsia="Times New Roman" w:hAnsi="Arial" w:cs="Arial"/>
+          <w:b/>
+          <w:color w:val="000000"/>
+          <w:kern w:val="2"/>
+          <w:sz w:val="17"/>
+          <w:szCs w:val="24"/>
+        </w:rPr>
+        <w:t xml:space="preserve">} / CONTRALORÍA GENERAL DE LA REPÚBLICA     </w:t>
       </w:r>
     </w:p>
     <w:p>
@@ -588,7 +666,33 @@
           <w:sz w:val="17"/>
           <w:szCs w:val="24"/>
         </w:rPr>
-        <w:t>{custom.SumaTextoTotal}</w:t>
+        <w:t>{</w:t>
+      </w:r>
+      <w:proofErr w:type="spellStart"/>
+      <w:proofErr w:type="gramStart"/>
+      <w:r>
+        <w:rPr>
+          <w:rFonts w:ascii="Arial" w:eastAsia="Times New Roman" w:hAnsi="Arial" w:cs="Arial"/>
+          <w:b/>
+          <w:color w:val="000000"/>
+          <w:kern w:val="2"/>
+          <w:sz w:val="17"/>
+          <w:szCs w:val="24"/>
+        </w:rPr>
+        <w:t>custom.SumaTextoTotal</w:t>
+      </w:r>
+      <w:proofErr w:type="spellEnd"/>
+      <w:proofErr w:type="gramEnd"/>
+      <w:r>
+        <w:rPr>
+          <w:rFonts w:ascii="Arial" w:eastAsia="Times New Roman" w:hAnsi="Arial" w:cs="Arial"/>
+          <w:b/>
+          <w:color w:val="000000"/>
+          <w:kern w:val="2"/>
+          <w:sz w:val="17"/>
+          <w:szCs w:val="24"/>
+        </w:rPr>
+        <w:t>}</w:t>
       </w:r>
     </w:p>
     <w:p>
@@ -782,7 +886,33 @@
           <w:sz w:val="17"/>
           <w:szCs w:val="24"/>
         </w:rPr>
-        <w:t>{custom.FechaActoPublico}</w:t>
+        <w:t>{</w:t>
+      </w:r>
+      <w:proofErr w:type="spellStart"/>
+      <w:proofErr w:type="gramStart"/>
+      <w:r>
+        <w:rPr>
+          <w:rFonts w:ascii="Arial" w:eastAsia="Times New Roman" w:hAnsi="Arial" w:cs="Arial"/>
+          <w:b/>
+          <w:color w:val="000000"/>
+          <w:kern w:val="2"/>
+          <w:sz w:val="17"/>
+          <w:szCs w:val="24"/>
+        </w:rPr>
+        <w:t>custom.FechaActoPublico</w:t>
+      </w:r>
+      <w:proofErr w:type="spellEnd"/>
+      <w:proofErr w:type="gramEnd"/>
+      <w:r>
+        <w:rPr>
+          <w:rFonts w:ascii="Arial" w:eastAsia="Times New Roman" w:hAnsi="Arial" w:cs="Arial"/>
+          <w:b/>
+          <w:color w:val="000000"/>
+          <w:kern w:val="2"/>
+          <w:sz w:val="17"/>
+          <w:szCs w:val="24"/>
+        </w:rPr>
+        <w:t>}</w:t>
       </w:r>
     </w:p>
     <w:p>
@@ -845,7 +975,33 @@
           <w:sz w:val="17"/>
           <w:szCs w:val="24"/>
         </w:rPr>
-        <w:t>{custom.Descripcion}</w:t>
+        <w:t>{</w:t>
+      </w:r>
+      <w:proofErr w:type="spellStart"/>
+      <w:proofErr w:type="gramStart"/>
+      <w:r>
+        <w:rPr>
+          <w:rFonts w:ascii="Arial" w:eastAsia="Times New Roman" w:hAnsi="Arial" w:cs="Arial"/>
+          <w:b/>
+          <w:color w:val="000000"/>
+          <w:kern w:val="2"/>
+          <w:sz w:val="17"/>
+          <w:szCs w:val="24"/>
+        </w:rPr>
+        <w:t>custom.Descripcion</w:t>
+      </w:r>
+      <w:proofErr w:type="spellEnd"/>
+      <w:proofErr w:type="gramEnd"/>
+      <w:r>
+        <w:rPr>
+          <w:rFonts w:ascii="Arial" w:eastAsia="Times New Roman" w:hAnsi="Arial" w:cs="Arial"/>
+          <w:b/>
+          <w:color w:val="000000"/>
+          <w:kern w:val="2"/>
+          <w:sz w:val="17"/>
+          <w:szCs w:val="24"/>
+        </w:rPr>
+        <w:t>}</w:t>
       </w:r>
       <w:r>
         <w:rPr>
@@ -1104,7 +1260,29 @@
           <w:sz w:val="17"/>
           <w:szCs w:val="24"/>
         </w:rPr>
-        <w:t>, la firma del contrato y la presentación de la fianza de cumplimiento dentro de los  cinco (5) dias hábiles contados a partir de la notificación de la resolución que adjudica el acto  de selección de contratista.</w:t>
+        <w:t xml:space="preserve">, la firma del contrato y la presentación de la fianza de cumplimiento dentro de los  cinco (5) </w:t>
+      </w:r>
+      <w:proofErr w:type="spellStart"/>
+      <w:r>
+        <w:rPr>
+          <w:rFonts w:ascii="Arial" w:eastAsia="Times New Roman" w:hAnsi="Arial" w:cs="Arial"/>
+          <w:color w:val="000000"/>
+          <w:kern w:val="2"/>
+          <w:sz w:val="17"/>
+          <w:szCs w:val="24"/>
+        </w:rPr>
+        <w:t>dias</w:t>
+      </w:r>
+      <w:proofErr w:type="spellEnd"/>
+      <w:r>
+        <w:rPr>
+          <w:rFonts w:ascii="Arial" w:eastAsia="Times New Roman" w:hAnsi="Arial" w:cs="Arial"/>
+          <w:color w:val="000000"/>
+          <w:kern w:val="2"/>
+          <w:sz w:val="17"/>
+          <w:szCs w:val="24"/>
+        </w:rPr>
+        <w:t xml:space="preserve"> hábiles contados a partir de la notificación de la resolución que adjudica el acto  de selección de contratista.</w:t>
       </w:r>
     </w:p>
     <w:p>
@@ -1237,7 +1415,33 @@
           <w:sz w:val="17"/>
           <w:szCs w:val="24"/>
         </w:rPr>
-        <w:t>{custom.DiasVigencia}</w:t>
+        <w:t>{</w:t>
+      </w:r>
+      <w:proofErr w:type="spellStart"/>
+      <w:proofErr w:type="gramStart"/>
+      <w:r>
+        <w:rPr>
+          <w:rFonts w:ascii="Arial" w:eastAsia="Times New Roman" w:hAnsi="Arial" w:cs="Arial"/>
+          <w:b/>
+          <w:color w:val="000000"/>
+          <w:kern w:val="2"/>
+          <w:sz w:val="17"/>
+          <w:szCs w:val="24"/>
+        </w:rPr>
+        <w:t>custom.DiasVigencia</w:t>
+      </w:r>
+      <w:proofErr w:type="spellEnd"/>
+      <w:proofErr w:type="gramEnd"/>
+      <w:r>
+        <w:rPr>
+          <w:rFonts w:ascii="Arial" w:eastAsia="Times New Roman" w:hAnsi="Arial" w:cs="Arial"/>
+          <w:b/>
+          <w:color w:val="000000"/>
+          <w:kern w:val="2"/>
+          <w:sz w:val="17"/>
+          <w:szCs w:val="24"/>
+        </w:rPr>
+        <w:t>}</w:t>
       </w:r>
       <w:r>
         <w:rPr>
@@ -1465,7 +1669,29 @@
           <w:sz w:val="17"/>
           <w:szCs w:val="24"/>
         </w:rPr>
-        <w:t xml:space="preserve"> dentro de los veinte (20) días hábiles siguientes a la ocurrencia del mismo. </w:t>
+        <w:t xml:space="preserve"> dentro de los veinte (20) días hábiles siguientes a la ocurrencia </w:t>
+      </w:r>
+      <w:proofErr w:type="gramStart"/>
+      <w:r>
+        <w:rPr>
+          <w:rFonts w:ascii="Arial" w:eastAsia="Times New Roman" w:hAnsi="Arial" w:cs="Arial"/>
+          <w:color w:val="000000"/>
+          <w:kern w:val="2"/>
+          <w:sz w:val="17"/>
+          <w:szCs w:val="24"/>
+        </w:rPr>
+        <w:t>del mismo</w:t>
+      </w:r>
+      <w:proofErr w:type="gramEnd"/>
+      <w:r>
+        <w:rPr>
+          <w:rFonts w:ascii="Arial" w:eastAsia="Times New Roman" w:hAnsi="Arial" w:cs="Arial"/>
+          <w:color w:val="000000"/>
+          <w:kern w:val="2"/>
+          <w:sz w:val="17"/>
+          <w:szCs w:val="24"/>
+        </w:rPr>
+        <w:t xml:space="preserve">. </w:t>
       </w:r>
       <w:r>
         <w:rPr>
@@ -1673,18 +1899,41 @@
           <w:sz w:val="17"/>
           <w:szCs w:val="24"/>
         </w:rPr>
-        <w:t xml:space="preserve">: Esta Fianza de Propuesta garantiza el mantenimiento de la oferta presentada por los postores en un acto de selección de contratistas, por el término establecido en el pliego de cargos, término que corre a partir de la  </w:t>
-      </w:r>
-      <w:r>
-        <w:rPr>
-          <w:rFonts w:ascii="Arial" w:eastAsia="Times New Roman" w:hAnsi="Arial" w:cs="Arial"/>
-          <w:b/>
-          <w:color w:val="000000"/>
-          <w:kern w:val="2"/>
-          <w:sz w:val="17"/>
-          <w:szCs w:val="24"/>
-        </w:rPr>
-        <w:t xml:space="preserve">FECHA DEL ACTO PÚBLICO; </w:t>
+        <w:t xml:space="preserve">: Esta Fianza de Propuesta garantiza el mantenimiento de la oferta presentada por los postores en un acto de selección de contratistas, por el término establecido en el pliego de cargos, término que corre a partir de </w:t>
+      </w:r>
+      <w:proofErr w:type="gramStart"/>
+      <w:r>
+        <w:rPr>
+          <w:rFonts w:ascii="Arial" w:eastAsia="Times New Roman" w:hAnsi="Arial" w:cs="Arial"/>
+          <w:color w:val="000000"/>
+          <w:kern w:val="2"/>
+          <w:sz w:val="17"/>
+          <w:szCs w:val="24"/>
+        </w:rPr>
+        <w:t xml:space="preserve">la  </w:t>
+      </w:r>
+      <w:r>
+        <w:rPr>
+          <w:rFonts w:ascii="Arial" w:eastAsia="Times New Roman" w:hAnsi="Arial" w:cs="Arial"/>
+          <w:b/>
+          <w:color w:val="000000"/>
+          <w:kern w:val="2"/>
+          <w:sz w:val="17"/>
+          <w:szCs w:val="24"/>
+        </w:rPr>
+        <w:t>FECHA</w:t>
+      </w:r>
+      <w:proofErr w:type="gramEnd"/>
+      <w:r>
+        <w:rPr>
+          <w:rFonts w:ascii="Arial" w:eastAsia="Times New Roman" w:hAnsi="Arial" w:cs="Arial"/>
+          <w:b/>
+          <w:color w:val="000000"/>
+          <w:kern w:val="2"/>
+          <w:sz w:val="17"/>
+          <w:szCs w:val="24"/>
+        </w:rPr>
+        <w:t xml:space="preserve"> DEL ACTO PÚBLICO; </w:t>
       </w:r>
       <w:r>
         <w:rPr>
@@ -2169,7 +2418,33 @@
           <w:sz w:val="19"/>
           <w:szCs w:val="24"/>
         </w:rPr>
-        <w:t>{custom.Tenedor}</w:t>
+        <w:t>{</w:t>
+      </w:r>
+      <w:proofErr w:type="spellStart"/>
+      <w:proofErr w:type="gramStart"/>
+      <w:r>
+        <w:rPr>
+          <w:rFonts w:ascii="Arial" w:eastAsia="Times New Roman" w:hAnsi="Arial" w:cs="Arial"/>
+          <w:b/>
+          <w:color w:val="000000"/>
+          <w:kern w:val="2"/>
+          <w:sz w:val="19"/>
+          <w:szCs w:val="24"/>
+        </w:rPr>
+        <w:t>custom.Tenedor</w:t>
+      </w:r>
+      <w:proofErr w:type="spellEnd"/>
+      <w:proofErr w:type="gramEnd"/>
+      <w:r>
+        <w:rPr>
+          <w:rFonts w:ascii="Arial" w:eastAsia="Times New Roman" w:hAnsi="Arial" w:cs="Arial"/>
+          <w:b/>
+          <w:color w:val="000000"/>
+          <w:kern w:val="2"/>
+          <w:sz w:val="19"/>
+          <w:szCs w:val="24"/>
+        </w:rPr>
+        <w:t>}</w:t>
       </w:r>
     </w:p>
     <w:p>
@@ -2273,7 +2548,31 @@
           <w:sz w:val="17"/>
           <w:szCs w:val="24"/>
         </w:rPr>
-        <w:t>{custom.FechaActualTextoMin}</w:t>
+        <w:t>{</w:t>
+      </w:r>
+      <w:proofErr w:type="spellStart"/>
+      <w:proofErr w:type="gramStart"/>
+      <w:r>
+        <w:rPr>
+          <w:rFonts w:ascii="Arial" w:eastAsia="Times New Roman" w:hAnsi="Arial" w:cs="Arial"/>
+          <w:color w:val="000000"/>
+          <w:kern w:val="2"/>
+          <w:sz w:val="17"/>
+          <w:szCs w:val="24"/>
+        </w:rPr>
+        <w:t>custom.FechaActualTextoMin</w:t>
+      </w:r>
+      <w:proofErr w:type="spellEnd"/>
+      <w:proofErr w:type="gramEnd"/>
+      <w:r>
+        <w:rPr>
+          <w:rFonts w:ascii="Arial" w:eastAsia="Times New Roman" w:hAnsi="Arial" w:cs="Arial"/>
+          <w:color w:val="000000"/>
+          <w:kern w:val="2"/>
+          <w:sz w:val="17"/>
+          <w:szCs w:val="24"/>
+        </w:rPr>
+        <w:t>}</w:t>
       </w:r>
       <w:r>
         <w:rPr>
@@ -2465,59 +2764,7 @@
     </w:p>
     <w:p>
       <w:pPr>
-        <w:framePr w:w="8595" w:h="229" w:hRule="exact" w:wrap="auto" w:vAnchor="page" w:hAnchor="page" w:x="571" w:y="15252"/>
-        <w:widowControl w:val="0"/>
-        <w:tabs>
-          <w:tab w:val="left" w:pos="360"/>
-          <w:tab w:val="left" w:pos="720"/>
-          <w:tab w:val="left" w:pos="1080"/>
-          <w:tab w:val="left" w:pos="1440"/>
-          <w:tab w:val="left" w:pos="1800"/>
-          <w:tab w:val="left" w:pos="2160"/>
-          <w:tab w:val="left" w:pos="2520"/>
-          <w:tab w:val="left" w:pos="2880"/>
-          <w:tab w:val="left" w:pos="3240"/>
-          <w:tab w:val="left" w:pos="3600"/>
-          <w:tab w:val="left" w:pos="3960"/>
-          <w:tab w:val="left" w:pos="4320"/>
-          <w:tab w:val="left" w:pos="4680"/>
-          <w:tab w:val="left" w:pos="5040"/>
-          <w:tab w:val="left" w:pos="5400"/>
-          <w:tab w:val="left" w:pos="5760"/>
-          <w:tab w:val="left" w:pos="6120"/>
-          <w:tab w:val="left" w:pos="6480"/>
-          <w:tab w:val="left" w:pos="6840"/>
-          <w:tab w:val="left" w:pos="7200"/>
-          <w:tab w:val="left" w:pos="7560"/>
-          <w:tab w:val="left" w:pos="7920"/>
-          <w:tab w:val="left" w:pos="8280"/>
-        </w:tabs>
-        <w:autoSpaceDE w:val="0"/>
-        <w:autoSpaceDN w:val="0"/>
-        <w:adjustRightInd w:val="0"/>
-        <w:spacing w:after="0" w:line="240" w:lineRule="auto"/>
-        <w:rPr>
-          <w:rFonts w:ascii="Arial" w:eastAsia="Times New Roman" w:hAnsi="Arial" w:cs="Arial"/>
-          <w:color w:val="000000"/>
-          <w:kern w:val="2"/>
-          <w:sz w:val="15"/>
-          <w:szCs w:val="24"/>
-        </w:rPr>
-      </w:pPr>
-      <w:r>
-        <w:rPr>
-          <w:rFonts w:ascii="Arial" w:eastAsia="Times New Roman" w:hAnsi="Arial" w:cs="Arial"/>
-          <w:color w:val="000000"/>
-          <w:kern w:val="2"/>
-          <w:sz w:val="15"/>
-          <w:szCs w:val="24"/>
-        </w:rPr>
-        <w:t>Regulado y Supervisado por la Superintendencia de Seguros y Reaseguros de Panamá</w:t>
-      </w:r>
-    </w:p>
-    <w:p>
-      <w:pPr>
-        <w:framePr w:w="10455" w:h="219" w:hRule="exact" w:wrap="auto" w:vAnchor="page" w:hAnchor="page" w:x="526" w:y="14943"/>
+        <w:framePr w:w="3541" w:h="219" w:hRule="exact" w:wrap="auto" w:vAnchor="page" w:hAnchor="page" w:x="4539" w:y="13509"/>
         <w:widowControl w:val="0"/>
         <w:tabs>
           <w:tab w:val="left" w:pos="360"/>
@@ -2562,46 +2809,9 @@
           <w:szCs w:val="24"/>
         </w:rPr>
       </w:pPr>
-      <w:r>
-        <w:rPr>
-          <w:rFonts w:ascii="Arial" w:eastAsia="Times New Roman" w:hAnsi="Arial" w:cs="Arial"/>
-          <w:color w:val="000000"/>
-          <w:kern w:val="2"/>
-          <w:sz w:val="13"/>
-          <w:szCs w:val="24"/>
-        </w:rPr>
-        <w:t>(Texto aprobado por la Contraloría General de la República de conformidad con la Resolución Núm.2259</w:t>
-      </w:r>
-      <w:r>
-        <w:rPr>
-          <w:rFonts w:ascii="Arial" w:eastAsia="Times New Roman" w:hAnsi="Arial" w:cs="Arial"/>
-          <w:color w:val="000000"/>
-          <w:kern w:val="2"/>
-          <w:sz w:val="13"/>
-          <w:szCs w:val="24"/>
-        </w:rPr>
-        <w:noBreakHyphen/>
-        <w:t>2023</w:t>
-      </w:r>
-      <w:r>
-        <w:rPr>
-          <w:rFonts w:ascii="Arial" w:eastAsia="Times New Roman" w:hAnsi="Arial" w:cs="Arial"/>
-          <w:color w:val="000000"/>
-          <w:kern w:val="2"/>
-          <w:sz w:val="13"/>
-          <w:szCs w:val="24"/>
-        </w:rPr>
-        <w:noBreakHyphen/>
-        <w:t>LEG/FySE de 10 de agosto de 2023.)</w:t>
-      </w:r>
     </w:p>
     <w:sectPr>
-      <w:headerReference w:type="even" r:id="rId6"/>
-      <w:headerReference w:type="default" r:id="rId7"/>
-      <w:footerReference w:type="even" r:id="rId8"/>
-      <w:footerReference w:type="default" r:id="rId9"/>
-      <w:headerReference w:type="first" r:id="rId10"/>
-      <w:footerReference w:type="first" r:id="rId11"/>
+      <w:footerReference w:type="default" r:id="rId6"/>
       <w:type w:val="continuous"/>
       <w:pgSz w:w="12240" w:h="15840"/>
       <w:pgMar w:top="360" w:right="360" w:bottom="360" w:left="360" w:header="720" w:footer="720" w:gutter="0"/>
@@ -2639,19 +2849,158 @@
 
 <file path=word/footer1.xml><?xml version="1.0" encoding="utf-8"?>
 <w:ftr xmlns:wpc="http://schemas.microsoft.com/office/word/2010/wordprocessingCanvas" xmlns:cx="http://schemas.microsoft.com/office/drawing/2014/chartex" xmlns:cx1="http://schemas.microsoft.com/office/drawing/2015/9/8/chartex" xmlns:cx2="http://schemas.microsoft.com/office/drawing/2015/10/21/chartex" xmlns:cx3="http://schemas.microsoft.com/office/drawing/2016/5/9/chartex" xmlns:cx4="http://schemas.microsoft.com/office/drawing/2016/5/10/chartex" xmlns:cx5="http://schemas.microsoft.com/office/drawing/2016/5/11/chartex" xmlns:cx6="http://schemas.microsoft.com/office/drawing/2016/5/12/chartex" xmlns:cx7="http://schemas.microsoft.com/office/drawing/2016/5/13/chartex" xmlns:cx8="http://schemas.microsoft.com/office/drawing/2016/5/14/chartex" xmlns:mc="http://schemas.openxmlformats.org/markup-compatibility/2006" xmlns:aink="http://schemas.microsoft.com/office/drawing/2016/ink" xmlns:am3d="http://schemas.microsoft.com/office/drawing/2017/model3d" xmlns:o="urn:schemas-microsoft-com:office:office" xmlns:oel="http://schemas.microsoft.com/office/2019/extlst" xmlns:r="http://schemas.openxmlformats.org/officeDocument/2006/relationships" xmlns:m="http://schemas.openxmlformats.org/officeDocument/2006/math" xmlns:v="urn:schemas-microsoft-com:vml" xmlns:wp14="http://schemas.microsoft.com/office/word/2010/wordprocessingDrawing" xmlns:wp="http://schemas.openxmlformats.org/drawingml/2006/wordprocessingDrawing" xmlns:w10="urn:schemas-microsoft-com:office:word" xmlns:w="http://schemas.openxmlformats.org/wordprocessingml/2006/main" xmlns:w14="http://schemas.microsoft.com/office/word/2010/wordml" xmlns:w15="http://schemas.microsoft.com/office/word/2012/wordml" xmlns:w16cex="http://schemas.microsoft.com/office/word/2018/wordml/cex" xmlns:w16cid="http://schemas.microsoft.com/office/word/2016/wordml/cid" xmlns:w16="http://schemas.microsoft.com/office/word/2018/wordml" xmlns:w16sdtdh="http://schemas.microsoft.com/office/word/2020/wordml/sdtdatahash" xmlns:w16se="http://schemas.microsoft.com/office/word/2015/wordml/symex" xmlns:wpg="http://schemas.microsoft.com/office/word/2010/wordprocessingGroup" xmlns:wpi="http://schemas.microsoft.com/office/word/2010/wordprocessingInk" xmlns:wne="http://schemas.microsoft.com/office/word/2006/wordml" xmlns:wps="http://schemas.microsoft.com/office/word/2010/wordprocessingShape" mc:Ignorable="w14 w15 w16se w16cid w16 w16cex w16sdtdh wp14">
-  <w:p/>
-</w:ftr>
-</file>
-
-<file path=word/footer2.xml><?xml version="1.0" encoding="utf-8"?>
-<w:ftr xmlns:wpc="http://schemas.microsoft.com/office/word/2010/wordprocessingCanvas" xmlns:cx="http://schemas.microsoft.com/office/drawing/2014/chartex" xmlns:cx1="http://schemas.microsoft.com/office/drawing/2015/9/8/chartex" xmlns:cx2="http://schemas.microsoft.com/office/drawing/2015/10/21/chartex" xmlns:cx3="http://schemas.microsoft.com/office/drawing/2016/5/9/chartex" xmlns:cx4="http://schemas.microsoft.com/office/drawing/2016/5/10/chartex" xmlns:cx5="http://schemas.microsoft.com/office/drawing/2016/5/11/chartex" xmlns:cx6="http://schemas.microsoft.com/office/drawing/2016/5/12/chartex" xmlns:cx7="http://schemas.microsoft.com/office/drawing/2016/5/13/chartex" xmlns:cx8="http://schemas.microsoft.com/office/drawing/2016/5/14/chartex" xmlns:mc="http://schemas.openxmlformats.org/markup-compatibility/2006" xmlns:aink="http://schemas.microsoft.com/office/drawing/2016/ink" xmlns:am3d="http://schemas.microsoft.com/office/drawing/2017/model3d" xmlns:o="urn:schemas-microsoft-com:office:office" xmlns:oel="http://schemas.microsoft.com/office/2019/extlst" xmlns:r="http://schemas.openxmlformats.org/officeDocument/2006/relationships" xmlns:m="http://schemas.openxmlformats.org/officeDocument/2006/math" xmlns:v="urn:schemas-microsoft-com:vml" xmlns:wp14="http://schemas.microsoft.com/office/word/2010/wordprocessingDrawing" xmlns:wp="http://schemas.openxmlformats.org/drawingml/2006/wordprocessingDrawing" xmlns:w10="urn:schemas-microsoft-com:office:word" xmlns:w="http://schemas.openxmlformats.org/wordprocessingml/2006/main" xmlns:w14="http://schemas.microsoft.com/office/word/2010/wordml" xmlns:w15="http://schemas.microsoft.com/office/word/2012/wordml" xmlns:w16cex="http://schemas.microsoft.com/office/word/2018/wordml/cex" xmlns:w16cid="http://schemas.microsoft.com/office/word/2016/wordml/cid" xmlns:w16="http://schemas.microsoft.com/office/word/2018/wordml" xmlns:w16sdtdh="http://schemas.microsoft.com/office/word/2020/wordml/sdtdatahash" xmlns:w16se="http://schemas.microsoft.com/office/word/2015/wordml/symex" xmlns:wpg="http://schemas.microsoft.com/office/word/2010/wordprocessingGroup" xmlns:wpi="http://schemas.microsoft.com/office/word/2010/wordprocessingInk" xmlns:wne="http://schemas.microsoft.com/office/word/2006/wordml" xmlns:wps="http://schemas.microsoft.com/office/word/2010/wordprocessingShape" mc:Ignorable="w14 w15 w16se w16cid w16 w16cex w16sdtdh wp14">
-  <w:p/>
-</w:ftr>
-</file>
-
-<file path=word/footer3.xml><?xml version="1.0" encoding="utf-8"?>
-<w:ftr xmlns:wpc="http://schemas.microsoft.com/office/word/2010/wordprocessingCanvas" xmlns:cx="http://schemas.microsoft.com/office/drawing/2014/chartex" xmlns:cx1="http://schemas.microsoft.com/office/drawing/2015/9/8/chartex" xmlns:cx2="http://schemas.microsoft.com/office/drawing/2015/10/21/chartex" xmlns:cx3="http://schemas.microsoft.com/office/drawing/2016/5/9/chartex" xmlns:cx4="http://schemas.microsoft.com/office/drawing/2016/5/10/chartex" xmlns:cx5="http://schemas.microsoft.com/office/drawing/2016/5/11/chartex" xmlns:cx6="http://schemas.microsoft.com/office/drawing/2016/5/12/chartex" xmlns:cx7="http://schemas.microsoft.com/office/drawing/2016/5/13/chartex" xmlns:cx8="http://schemas.microsoft.com/office/drawing/2016/5/14/chartex" xmlns:mc="http://schemas.openxmlformats.org/markup-compatibility/2006" xmlns:aink="http://schemas.microsoft.com/office/drawing/2016/ink" xmlns:am3d="http://schemas.microsoft.com/office/drawing/2017/model3d" xmlns:o="urn:schemas-microsoft-com:office:office" xmlns:oel="http://schemas.microsoft.com/office/2019/extlst" xmlns:r="http://schemas.openxmlformats.org/officeDocument/2006/relationships" xmlns:m="http://schemas.openxmlformats.org/officeDocument/2006/math" xmlns:v="urn:schemas-microsoft-com:vml" xmlns:wp14="http://schemas.microsoft.com/office/word/2010/wordprocessingDrawing" xmlns:wp="http://schemas.openxmlformats.org/drawingml/2006/wordprocessingDrawing" xmlns:w10="urn:schemas-microsoft-com:office:word" xmlns:w="http://schemas.openxmlformats.org/wordprocessingml/2006/main" xmlns:w14="http://schemas.microsoft.com/office/word/2010/wordml" xmlns:w15="http://schemas.microsoft.com/office/word/2012/wordml" xmlns:w16cex="http://schemas.microsoft.com/office/word/2018/wordml/cex" xmlns:w16cid="http://schemas.microsoft.com/office/word/2016/wordml/cid" xmlns:w16="http://schemas.microsoft.com/office/word/2018/wordml" xmlns:w16sdtdh="http://schemas.microsoft.com/office/word/2020/wordml/sdtdatahash" xmlns:w16se="http://schemas.microsoft.com/office/word/2015/wordml/symex" xmlns:wpg="http://schemas.microsoft.com/office/word/2010/wordprocessingGroup" xmlns:wpi="http://schemas.microsoft.com/office/word/2010/wordprocessingInk" xmlns:wne="http://schemas.microsoft.com/office/word/2006/wordml" xmlns:wps="http://schemas.microsoft.com/office/word/2010/wordprocessingShape" mc:Ignorable="w14 w15 w16se w16cid w16 w16cex w16sdtdh wp14">
-  <w:p/>
+  <w:p>
+    <w:pPr>
+      <w:widowControl w:val="0"/>
+      <w:tabs>
+        <w:tab w:val="left" w:pos="360"/>
+        <w:tab w:val="left" w:pos="720"/>
+        <w:tab w:val="left" w:pos="1080"/>
+        <w:tab w:val="left" w:pos="1440"/>
+        <w:tab w:val="left" w:pos="1800"/>
+        <w:tab w:val="left" w:pos="2160"/>
+        <w:tab w:val="left" w:pos="2520"/>
+        <w:tab w:val="left" w:pos="2880"/>
+        <w:tab w:val="left" w:pos="3240"/>
+        <w:tab w:val="left" w:pos="3600"/>
+        <w:tab w:val="left" w:pos="3960"/>
+        <w:tab w:val="left" w:pos="4320"/>
+        <w:tab w:val="left" w:pos="4680"/>
+        <w:tab w:val="left" w:pos="5040"/>
+        <w:tab w:val="left" w:pos="5400"/>
+        <w:tab w:val="left" w:pos="5760"/>
+        <w:tab w:val="left" w:pos="6120"/>
+        <w:tab w:val="left" w:pos="6480"/>
+        <w:tab w:val="left" w:pos="6840"/>
+        <w:tab w:val="left" w:pos="7200"/>
+        <w:tab w:val="left" w:pos="7560"/>
+        <w:tab w:val="left" w:pos="7920"/>
+        <w:tab w:val="left" w:pos="8280"/>
+        <w:tab w:val="left" w:pos="8640"/>
+        <w:tab w:val="left" w:pos="9000"/>
+        <w:tab w:val="left" w:pos="9360"/>
+        <w:tab w:val="left" w:pos="9720"/>
+        <w:tab w:val="left" w:pos="10080"/>
+        <w:tab w:val="left" w:pos="10440"/>
+      </w:tabs>
+      <w:autoSpaceDE w:val="0"/>
+      <w:autoSpaceDN w:val="0"/>
+      <w:adjustRightInd w:val="0"/>
+      <w:spacing w:after="0" w:line="240" w:lineRule="auto"/>
+      <w:rPr>
+        <w:rFonts w:ascii="Arial" w:eastAsia="Times New Roman" w:hAnsi="Arial" w:cs="Arial"/>
+        <w:color w:val="000000"/>
+        <w:kern w:val="2"/>
+        <w:sz w:val="13"/>
+        <w:szCs w:val="24"/>
+      </w:rPr>
+    </w:pPr>
+    <w:r>
+      <w:rPr>
+        <w:rFonts w:ascii="Arial" w:eastAsia="Times New Roman" w:hAnsi="Arial" w:cs="Arial"/>
+        <w:color w:val="000000"/>
+        <w:kern w:val="2"/>
+        <w:sz w:val="13"/>
+        <w:szCs w:val="24"/>
+      </w:rPr>
+      <w:t>(Texto aprobado por la Contraloría General de la República de conformidad con la Resolución Núm.2259</w:t>
+    </w:r>
+    <w:r>
+      <w:rPr>
+        <w:rFonts w:ascii="Arial" w:eastAsia="Times New Roman" w:hAnsi="Arial" w:cs="Arial"/>
+        <w:color w:val="000000"/>
+        <w:kern w:val="2"/>
+        <w:sz w:val="13"/>
+        <w:szCs w:val="24"/>
+      </w:rPr>
+      <w:noBreakHyphen/>
+      <w:t>2023</w:t>
+    </w:r>
+    <w:r>
+      <w:rPr>
+        <w:rFonts w:ascii="Arial" w:eastAsia="Times New Roman" w:hAnsi="Arial" w:cs="Arial"/>
+        <w:color w:val="000000"/>
+        <w:kern w:val="2"/>
+        <w:sz w:val="13"/>
+        <w:szCs w:val="24"/>
+      </w:rPr>
+      <w:noBreakHyphen/>
+      <w:t>LEG/</w:t>
+    </w:r>
+    <w:proofErr w:type="spellStart"/>
+    <w:r>
+      <w:rPr>
+        <w:rFonts w:ascii="Arial" w:eastAsia="Times New Roman" w:hAnsi="Arial" w:cs="Arial"/>
+        <w:color w:val="000000"/>
+        <w:kern w:val="2"/>
+        <w:sz w:val="13"/>
+        <w:szCs w:val="24"/>
+      </w:rPr>
+      <w:t>FySE</w:t>
+    </w:r>
+    <w:proofErr w:type="spellEnd"/>
+    <w:r>
+      <w:rPr>
+        <w:rFonts w:ascii="Arial" w:eastAsia="Times New Roman" w:hAnsi="Arial" w:cs="Arial"/>
+        <w:color w:val="000000"/>
+        <w:kern w:val="2"/>
+        <w:sz w:val="13"/>
+        <w:szCs w:val="24"/>
+      </w:rPr>
+      <w:t xml:space="preserve"> de 10 de agosto de 2023.)</w:t>
+    </w:r>
+  </w:p>
+  <w:p>
+    <w:pPr>
+      <w:widowControl w:val="0"/>
+      <w:tabs>
+        <w:tab w:val="left" w:pos="360"/>
+        <w:tab w:val="left" w:pos="720"/>
+        <w:tab w:val="left" w:pos="1080"/>
+        <w:tab w:val="left" w:pos="1440"/>
+        <w:tab w:val="left" w:pos="1800"/>
+        <w:tab w:val="left" w:pos="2160"/>
+        <w:tab w:val="left" w:pos="2520"/>
+        <w:tab w:val="left" w:pos="2880"/>
+        <w:tab w:val="left" w:pos="3240"/>
+        <w:tab w:val="left" w:pos="3600"/>
+        <w:tab w:val="left" w:pos="3960"/>
+        <w:tab w:val="left" w:pos="4320"/>
+        <w:tab w:val="left" w:pos="4680"/>
+        <w:tab w:val="left" w:pos="5040"/>
+        <w:tab w:val="left" w:pos="5400"/>
+        <w:tab w:val="left" w:pos="5760"/>
+        <w:tab w:val="left" w:pos="6120"/>
+        <w:tab w:val="left" w:pos="6480"/>
+        <w:tab w:val="left" w:pos="6840"/>
+        <w:tab w:val="left" w:pos="7200"/>
+        <w:tab w:val="left" w:pos="7560"/>
+        <w:tab w:val="left" w:pos="7920"/>
+        <w:tab w:val="left" w:pos="8280"/>
+      </w:tabs>
+      <w:autoSpaceDE w:val="0"/>
+      <w:autoSpaceDN w:val="0"/>
+      <w:adjustRightInd w:val="0"/>
+      <w:spacing w:after="0" w:line="240" w:lineRule="auto"/>
+      <w:rPr>
+        <w:rFonts w:ascii="Arial" w:eastAsia="Times New Roman" w:hAnsi="Arial" w:cs="Arial"/>
+        <w:color w:val="000000"/>
+        <w:kern w:val="2"/>
+        <w:sz w:val="15"/>
+        <w:szCs w:val="24"/>
+      </w:rPr>
+    </w:pPr>
+    <w:r>
+      <w:rPr>
+        <w:rFonts w:ascii="Arial" w:eastAsia="Times New Roman" w:hAnsi="Arial" w:cs="Arial"/>
+        <w:color w:val="000000"/>
+        <w:kern w:val="2"/>
+        <w:sz w:val="15"/>
+        <w:szCs w:val="24"/>
+      </w:rPr>
+      <w:t>Regulado y Supervisado por la Superintendencia de Seguros y Reaseguros de Panamá</w:t>
+    </w:r>
+  </w:p>
 </w:ftr>
 </file>
 
@@ -2678,24 +3027,6 @@
     </w:p>
   </w:footnote>
 </w:footnotes>
-</file>
-
-<file path=word/header1.xml><?xml version="1.0" encoding="utf-8"?>
-<w:hdr xmlns:wpc="http://schemas.microsoft.com/office/word/2010/wordprocessingCanvas" xmlns:cx="http://schemas.microsoft.com/office/drawing/2014/chartex" xmlns:cx1="http://schemas.microsoft.com/office/drawing/2015/9/8/chartex" xmlns:cx2="http://schemas.microsoft.com/office/drawing/2015/10/21/chartex" xmlns:cx3="http://schemas.microsoft.com/office/drawing/2016/5/9/chartex" xmlns:cx4="http://schemas.microsoft.com/office/drawing/2016/5/10/chartex" xmlns:cx5="http://schemas.microsoft.com/office/drawing/2016/5/11/chartex" xmlns:cx6="http://schemas.microsoft.com/office/drawing/2016/5/12/chartex" xmlns:cx7="http://schemas.microsoft.com/office/drawing/2016/5/13/chartex" xmlns:cx8="http://schemas.microsoft.com/office/drawing/2016/5/14/chartex" xmlns:mc="http://schemas.openxmlformats.org/markup-compatibility/2006" xmlns:aink="http://schemas.microsoft.com/office/drawing/2016/ink" xmlns:am3d="http://schemas.microsoft.com/office/drawing/2017/model3d" xmlns:o="urn:schemas-microsoft-com:office:office" xmlns:oel="http://schemas.microsoft.com/office/2019/extlst" xmlns:r="http://schemas.openxmlformats.org/officeDocument/2006/relationships" xmlns:m="http://schemas.openxmlformats.org/officeDocument/2006/math" xmlns:v="urn:schemas-microsoft-com:vml" xmlns:wp14="http://schemas.microsoft.com/office/word/2010/wordprocessingDrawing" xmlns:wp="http://schemas.openxmlformats.org/drawingml/2006/wordprocessingDrawing" xmlns:w10="urn:schemas-microsoft-com:office:word" xmlns:w="http://schemas.openxmlformats.org/wordprocessingml/2006/main" xmlns:w14="http://schemas.microsoft.com/office/word/2010/wordml" xmlns:w15="http://schemas.microsoft.com/office/word/2012/wordml" xmlns:w16cex="http://schemas.microsoft.com/office/word/2018/wordml/cex" xmlns:w16cid="http://schemas.microsoft.com/office/word/2016/wordml/cid" xmlns:w16="http://schemas.microsoft.com/office/word/2018/wordml" xmlns:w16sdtdh="http://schemas.microsoft.com/office/word/2020/wordml/sdtdatahash" xmlns:w16se="http://schemas.microsoft.com/office/word/2015/wordml/symex" xmlns:wpg="http://schemas.microsoft.com/office/word/2010/wordprocessingGroup" xmlns:wpi="http://schemas.microsoft.com/office/word/2010/wordprocessingInk" xmlns:wne="http://schemas.microsoft.com/office/word/2006/wordml" xmlns:wps="http://schemas.microsoft.com/office/word/2010/wordprocessingShape" mc:Ignorable="w14 w15 w16se w16cid w16 w16cex w16sdtdh wp14">
-  <w:p/>
-</w:hdr>
-</file>
-
-<file path=word/header2.xml><?xml version="1.0" encoding="utf-8"?>
-<w:hdr xmlns:wpc="http://schemas.microsoft.com/office/word/2010/wordprocessingCanvas" xmlns:cx="http://schemas.microsoft.com/office/drawing/2014/chartex" xmlns:cx1="http://schemas.microsoft.com/office/drawing/2015/9/8/chartex" xmlns:cx2="http://schemas.microsoft.com/office/drawing/2015/10/21/chartex" xmlns:cx3="http://schemas.microsoft.com/office/drawing/2016/5/9/chartex" xmlns:cx4="http://schemas.microsoft.com/office/drawing/2016/5/10/chartex" xmlns:cx5="http://schemas.microsoft.com/office/drawing/2016/5/11/chartex" xmlns:cx6="http://schemas.microsoft.com/office/drawing/2016/5/12/chartex" xmlns:cx7="http://schemas.microsoft.com/office/drawing/2016/5/13/chartex" xmlns:cx8="http://schemas.microsoft.com/office/drawing/2016/5/14/chartex" xmlns:mc="http://schemas.openxmlformats.org/markup-compatibility/2006" xmlns:aink="http://schemas.microsoft.com/office/drawing/2016/ink" xmlns:am3d="http://schemas.microsoft.com/office/drawing/2017/model3d" xmlns:o="urn:schemas-microsoft-com:office:office" xmlns:oel="http://schemas.microsoft.com/office/2019/extlst" xmlns:r="http://schemas.openxmlformats.org/officeDocument/2006/relationships" xmlns:m="http://schemas.openxmlformats.org/officeDocument/2006/math" xmlns:v="urn:schemas-microsoft-com:vml" xmlns:wp14="http://schemas.microsoft.com/office/word/2010/wordprocessingDrawing" xmlns:wp="http://schemas.openxmlformats.org/drawingml/2006/wordprocessingDrawing" xmlns:w10="urn:schemas-microsoft-com:office:word" xmlns:w="http://schemas.openxmlformats.org/wordprocessingml/2006/main" xmlns:w14="http://schemas.microsoft.com/office/word/2010/wordml" xmlns:w15="http://schemas.microsoft.com/office/word/2012/wordml" xmlns:w16cex="http://schemas.microsoft.com/office/word/2018/wordml/cex" xmlns:w16cid="http://schemas.microsoft.com/office/word/2016/wordml/cid" xmlns:w16="http://schemas.microsoft.com/office/word/2018/wordml" xmlns:w16sdtdh="http://schemas.microsoft.com/office/word/2020/wordml/sdtdatahash" xmlns:w16se="http://schemas.microsoft.com/office/word/2015/wordml/symex" xmlns:wpg="http://schemas.microsoft.com/office/word/2010/wordprocessingGroup" xmlns:wpi="http://schemas.microsoft.com/office/word/2010/wordprocessingInk" xmlns:wne="http://schemas.microsoft.com/office/word/2006/wordml" xmlns:wps="http://schemas.microsoft.com/office/word/2010/wordprocessingShape" mc:Ignorable="w14 w15 w16se w16cid w16 w16cex w16sdtdh wp14">
-  <w:p/>
-</w:hdr>
-</file>
-
-<file path=word/header3.xml><?xml version="1.0" encoding="utf-8"?>
-<w:hdr xmlns:wpc="http://schemas.microsoft.com/office/word/2010/wordprocessingCanvas" xmlns:cx="http://schemas.microsoft.com/office/drawing/2014/chartex" xmlns:cx1="http://schemas.microsoft.com/office/drawing/2015/9/8/chartex" xmlns:cx2="http://schemas.microsoft.com/office/drawing/2015/10/21/chartex" xmlns:cx3="http://schemas.microsoft.com/office/drawing/2016/5/9/chartex" xmlns:cx4="http://schemas.microsoft.com/office/drawing/2016/5/10/chartex" xmlns:cx5="http://schemas.microsoft.com/office/drawing/2016/5/11/chartex" xmlns:cx6="http://schemas.microsoft.com/office/drawing/2016/5/12/chartex" xmlns:cx7="http://schemas.microsoft.com/office/drawing/2016/5/13/chartex" xmlns:cx8="http://schemas.microsoft.com/office/drawing/2016/5/14/chartex" xmlns:mc="http://schemas.openxmlformats.org/markup-compatibility/2006" xmlns:aink="http://schemas.microsoft.com/office/drawing/2016/ink" xmlns:am3d="http://schemas.microsoft.com/office/drawing/2017/model3d" xmlns:o="urn:schemas-microsoft-com:office:office" xmlns:oel="http://schemas.microsoft.com/office/2019/extlst" xmlns:r="http://schemas.openxmlformats.org/officeDocument/2006/relationships" xmlns:m="http://schemas.openxmlformats.org/officeDocument/2006/math" xmlns:v="urn:schemas-microsoft-com:vml" xmlns:wp14="http://schemas.microsoft.com/office/word/2010/wordprocessingDrawing" xmlns:wp="http://schemas.openxmlformats.org/drawingml/2006/wordprocessingDrawing" xmlns:w10="urn:schemas-microsoft-com:office:word" xmlns:w="http://schemas.openxmlformats.org/wordprocessingml/2006/main" xmlns:w14="http://schemas.microsoft.com/office/word/2010/wordml" xmlns:w15="http://schemas.microsoft.com/office/word/2012/wordml" xmlns:w16cex="http://schemas.microsoft.com/office/word/2018/wordml/cex" xmlns:w16cid="http://schemas.microsoft.com/office/word/2016/wordml/cid" xmlns:w16="http://schemas.microsoft.com/office/word/2018/wordml" xmlns:w16sdtdh="http://schemas.microsoft.com/office/word/2020/wordml/sdtdatahash" xmlns:w16se="http://schemas.microsoft.com/office/word/2015/wordml/symex" xmlns:wpg="http://schemas.microsoft.com/office/word/2010/wordprocessingGroup" xmlns:wpi="http://schemas.microsoft.com/office/word/2010/wordprocessingInk" xmlns:wne="http://schemas.microsoft.com/office/word/2006/wordml" xmlns:wps="http://schemas.microsoft.com/office/word/2010/wordprocessingShape" mc:Ignorable="w14 w15 w16se w16cid w16 w16cex w16sdtdh wp14">
-  <w:p/>
-</w:hdr>
 </file>
 
 <file path=word/styles.xml><?xml version="1.0" encoding="utf-8"?>
@@ -3125,6 +3456,54 @@
     <w:semiHidden/>
     <w:unhideWhenUsed/>
   </w:style>
+  <w:style w:type="paragraph" w:styleId="Encabezado">
+    <w:name w:val="header"/>
+    <w:basedOn w:val="Normal"/>
+    <w:link w:val="EncabezadoCar"/>
+    <w:uiPriority w:val="99"/>
+    <w:unhideWhenUsed/>
+    <w:rsid w:val="00D02EA1"/>
+    <w:pPr>
+      <w:tabs>
+        <w:tab w:val="center" w:pos="4419"/>
+        <w:tab w:val="right" w:pos="8838"/>
+      </w:tabs>
+    </w:pPr>
+  </w:style>
+  <w:style w:type="character" w:customStyle="1" w:styleId="EncabezadoCar">
+    <w:name w:val="Encabezado Car"/>
+    <w:link w:val="Encabezado"/>
+    <w:uiPriority w:val="99"/>
+    <w:rsid w:val="00D02EA1"/>
+    <w:rPr>
+      <w:sz w:val="22"/>
+      <w:szCs w:val="22"/>
+    </w:rPr>
+  </w:style>
+  <w:style w:type="paragraph" w:styleId="Piedepgina">
+    <w:name w:val="footer"/>
+    <w:basedOn w:val="Normal"/>
+    <w:link w:val="PiedepginaCar"/>
+    <w:uiPriority w:val="99"/>
+    <w:unhideWhenUsed/>
+    <w:rsid w:val="00D02EA1"/>
+    <w:pPr>
+      <w:tabs>
+        <w:tab w:val="center" w:pos="4419"/>
+        <w:tab w:val="right" w:pos="8838"/>
+      </w:tabs>
+    </w:pPr>
+  </w:style>
+  <w:style w:type="character" w:customStyle="1" w:styleId="PiedepginaCar">
+    <w:name w:val="Pie de página Car"/>
+    <w:link w:val="Piedepgina"/>
+    <w:uiPriority w:val="99"/>
+    <w:rsid w:val="00D02EA1"/>
+    <w:rPr>
+      <w:sz w:val="22"/>
+      <w:szCs w:val="22"/>
+    </w:rPr>
+  </w:style>
 </w:styles>
 </file>
 

--- a/Reportes/FS_Propuesta_SBG316.docx
+++ b/Reportes/FS_Propuesta_SBG316.docx
@@ -175,7 +175,31 @@
                 <w:sz w:val="18"/>
                 <w:szCs w:val="18"/>
               </w:rPr>
-              <w:t>{custom.NumeroFianza}</w:t>
+              <w:t>{</w:t>
+            </w:r>
+            <w:proofErr w:type="spellStart"/>
+            <w:proofErr w:type="gramStart"/>
+            <w:r>
+              <w:rPr>
+                <w:rFonts w:ascii="Arial" w:eastAsia="Times New Roman" w:hAnsi="Arial" w:cs="Arial"/>
+                <w:b/>
+                <w:color w:val="000000"/>
+                <w:sz w:val="18"/>
+                <w:szCs w:val="18"/>
+              </w:rPr>
+              <w:t>custom.NumeroFianza</w:t>
+            </w:r>
+            <w:proofErr w:type="spellEnd"/>
+            <w:proofErr w:type="gramEnd"/>
+            <w:r>
+              <w:rPr>
+                <w:rFonts w:ascii="Arial" w:eastAsia="Times New Roman" w:hAnsi="Arial" w:cs="Arial"/>
+                <w:b/>
+                <w:color w:val="000000"/>
+                <w:sz w:val="18"/>
+                <w:szCs w:val="18"/>
+              </w:rPr>
+              <w:t>}</w:t>
             </w:r>
           </w:p>
         </w:tc>
@@ -249,7 +273,31 @@
                 <w:sz w:val="18"/>
                 <w:szCs w:val="18"/>
               </w:rPr>
-              <w:t>{custom.Tenedor}</w:t>
+              <w:t>{</w:t>
+            </w:r>
+            <w:proofErr w:type="spellStart"/>
+            <w:proofErr w:type="gramStart"/>
+            <w:r>
+              <w:rPr>
+                <w:rFonts w:ascii="Arial" w:eastAsia="Times New Roman" w:hAnsi="Arial" w:cs="Arial"/>
+                <w:b/>
+                <w:color w:val="000000"/>
+                <w:sz w:val="18"/>
+                <w:szCs w:val="18"/>
+              </w:rPr>
+              <w:t>custom.Tenedor</w:t>
+            </w:r>
+            <w:proofErr w:type="spellEnd"/>
+            <w:proofErr w:type="gramEnd"/>
+            <w:r>
+              <w:rPr>
+                <w:rFonts w:ascii="Arial" w:eastAsia="Times New Roman" w:hAnsi="Arial" w:cs="Arial"/>
+                <w:b/>
+                <w:color w:val="000000"/>
+                <w:sz w:val="18"/>
+                <w:szCs w:val="18"/>
+              </w:rPr>
+              <w:t>}</w:t>
             </w:r>
           </w:p>
         </w:tc>
@@ -307,7 +355,51 @@
                 <w:sz w:val="18"/>
                 <w:szCs w:val="18"/>
               </w:rPr>
-              <w:t>{custom.AFavor}</w:t>
+              <w:t>{</w:t>
+            </w:r>
+            <w:proofErr w:type="spellStart"/>
+            <w:proofErr w:type="gramStart"/>
+            <w:r>
+              <w:rPr>
+                <w:rFonts w:ascii="Arial" w:eastAsia="Times New Roman" w:hAnsi="Arial" w:cs="Arial"/>
+                <w:b/>
+                <w:color w:val="000000"/>
+                <w:sz w:val="18"/>
+                <w:szCs w:val="18"/>
+              </w:rPr>
+              <w:t>custom.AFavor</w:t>
+            </w:r>
+            <w:proofErr w:type="spellEnd"/>
+            <w:proofErr w:type="gramEnd"/>
+            <w:r>
+              <w:rPr>
+                <w:rFonts w:ascii="Arial" w:eastAsia="Times New Roman" w:hAnsi="Arial" w:cs="Arial"/>
+                <w:b/>
+                <w:color w:val="000000"/>
+                <w:sz w:val="18"/>
+                <w:szCs w:val="18"/>
+              </w:rPr>
+              <w:t>}</w:t>
+            </w:r>
+            <w:r>
+              <w:rPr>
+                <w:rFonts w:ascii="Arial" w:eastAsia="Times New Roman" w:hAnsi="Arial" w:cs="Arial"/>
+                <w:b/>
+                <w:color w:val="000000"/>
+                <w:sz w:val="18"/>
+                <w:szCs w:val="18"/>
+              </w:rPr>
+              <w:t xml:space="preserve"> / </w:t>
+            </w:r>
+            <w:r>
+              <w:rPr>
+                <w:rFonts w:ascii="Arial" w:eastAsia="Times New Roman" w:hAnsi="Arial" w:cs="Arial"/>
+                <w:b/>
+                <w:color w:val="000000"/>
+                <w:sz w:val="18"/>
+                <w:szCs w:val="18"/>
+              </w:rPr>
+              <w:t>CONTRALORÍA GENERAL DE LA REPÚBLICA</w:t>
             </w:r>
           </w:p>
         </w:tc>
@@ -360,7 +452,19 @@
                 <w:sz w:val="18"/>
                 <w:szCs w:val="18"/>
               </w:rPr>
-              <w:t>{custom.</w:t>
+              <w:t>{</w:t>
+            </w:r>
+            <w:proofErr w:type="spellStart"/>
+            <w:proofErr w:type="gramStart"/>
+            <w:r>
+              <w:rPr>
+                <w:rFonts w:ascii="Arial" w:eastAsia="Times New Roman" w:hAnsi="Arial" w:cs="Arial"/>
+                <w:b/>
+                <w:color w:val="000000"/>
+                <w:sz w:val="18"/>
+                <w:szCs w:val="18"/>
+              </w:rPr>
+              <w:t>custom.</w:t>
             </w:r>
             <w:r>
               <w:rPr>
@@ -372,6 +476,8 @@
               </w:rPr>
               <w:t>TextoLicitacion</w:t>
             </w:r>
+            <w:proofErr w:type="spellEnd"/>
+            <w:proofErr w:type="gramEnd"/>
             <w:r>
               <w:rPr>
                 <w:rFonts w:ascii="Arial" w:eastAsia="Times New Roman" w:hAnsi="Arial" w:cs="Arial"/>
@@ -440,15 +546,29 @@
               </w:rPr>
               <w:t>{</w:t>
             </w:r>
-            <w:r>
-              <w:rPr>
-                <w:rFonts w:ascii="Arial" w:eastAsia="Times New Roman" w:hAnsi="Arial" w:cs="Arial"/>
-                <w:b/>
-                <w:color w:val="000000"/>
-                <w:sz w:val="18"/>
-                <w:szCs w:val="18"/>
-              </w:rPr>
-              <w:t>custom.MonedaMonto}</w:t>
+            <w:proofErr w:type="spellStart"/>
+            <w:proofErr w:type="gramStart"/>
+            <w:r>
+              <w:rPr>
+                <w:rFonts w:ascii="Arial" w:eastAsia="Times New Roman" w:hAnsi="Arial" w:cs="Arial"/>
+                <w:b/>
+                <w:color w:val="000000"/>
+                <w:sz w:val="18"/>
+                <w:szCs w:val="18"/>
+              </w:rPr>
+              <w:t>custom.MonedaMonto</w:t>
+            </w:r>
+            <w:proofErr w:type="spellEnd"/>
+            <w:proofErr w:type="gramEnd"/>
+            <w:r>
+              <w:rPr>
+                <w:rFonts w:ascii="Arial" w:eastAsia="Times New Roman" w:hAnsi="Arial" w:cs="Arial"/>
+                <w:b/>
+                <w:color w:val="000000"/>
+                <w:sz w:val="18"/>
+                <w:szCs w:val="18"/>
+              </w:rPr>
+              <w:t>}</w:t>
             </w:r>
             <w:r>
               <w:rPr>
@@ -468,7 +588,29 @@
                 <w:sz w:val="18"/>
                 <w:szCs w:val="18"/>
               </w:rPr>
-              <w:t>({custom.SumaLetras})</w:t>
+              <w:t>({</w:t>
+            </w:r>
+            <w:proofErr w:type="spellStart"/>
+            <w:r>
+              <w:rPr>
+                <w:rFonts w:ascii="Arial" w:eastAsia="Times New Roman" w:hAnsi="Arial" w:cs="Arial"/>
+                <w:b/>
+                <w:color w:val="000000"/>
+                <w:sz w:val="18"/>
+                <w:szCs w:val="18"/>
+              </w:rPr>
+              <w:t>custom.SumaLetras</w:t>
+            </w:r>
+            <w:proofErr w:type="spellEnd"/>
+            <w:r>
+              <w:rPr>
+                <w:rFonts w:ascii="Arial" w:eastAsia="Times New Roman" w:hAnsi="Arial" w:cs="Arial"/>
+                <w:b/>
+                <w:color w:val="000000"/>
+                <w:sz w:val="18"/>
+                <w:szCs w:val="18"/>
+              </w:rPr>
+              <w:t>})</w:t>
             </w:r>
           </w:p>
         </w:tc>
@@ -534,7 +676,18 @@
                 <w:sz w:val="18"/>
                 <w:szCs w:val="18"/>
               </w:rPr>
-              <w:t>{custom.FechaActoPub</w:t>
+              <w:t>{</w:t>
+            </w:r>
+            <w:proofErr w:type="gramStart"/>
+            <w:r>
+              <w:rPr>
+                <w:rFonts w:ascii="Arial" w:eastAsia="Times New Roman" w:hAnsi="Arial" w:cs="Arial"/>
+                <w:b/>
+                <w:color w:val="000000"/>
+                <w:sz w:val="18"/>
+                <w:szCs w:val="18"/>
+              </w:rPr>
+              <w:t>custom.FechaActoPub</w:t>
             </w:r>
             <w:r>
               <w:rPr>
@@ -545,6 +698,17 @@
                 <w:szCs w:val="18"/>
               </w:rPr>
               <w:t>Texto</w:t>
+            </w:r>
+            <w:proofErr w:type="gramEnd"/>
+            <w:r>
+              <w:rPr>
+                <w:rFonts w:ascii="Arial" w:eastAsia="Times New Roman" w:hAnsi="Arial" w:cs="Arial"/>
+                <w:b/>
+                <w:color w:val="000000"/>
+                <w:sz w:val="18"/>
+                <w:szCs w:val="18"/>
+              </w:rPr>
+              <w:t>3</w:t>
             </w:r>
             <w:r>
               <w:rPr>
@@ -612,7 +776,51 @@
                 <w:sz w:val="18"/>
                 <w:szCs w:val="18"/>
               </w:rPr>
-              <w:t>{custom.Descripcion}</w:t>
+              <w:t>LA PROPUESTA, LA FIRMA DEL CONTRATO Y LA CONSTITUCIÓN Y PRESENTACIÓN DE LA FIANZA DE CUMPLIMIENTO.</w:t>
+            </w:r>
+            <w:r>
+              <w:rPr>
+                <w:rFonts w:ascii="Arial" w:eastAsia="Times New Roman" w:hAnsi="Arial" w:cs="Arial"/>
+                <w:b/>
+                <w:color w:val="000000"/>
+                <w:sz w:val="18"/>
+                <w:szCs w:val="18"/>
+              </w:rPr>
+              <w:t xml:space="preserve"> </w:t>
+            </w:r>
+            <w:proofErr w:type="gramStart"/>
+            <w:r>
+              <w:rPr>
+                <w:rFonts w:ascii="Arial" w:eastAsia="Times New Roman" w:hAnsi="Arial" w:cs="Arial"/>
+                <w:b/>
+                <w:color w:val="000000"/>
+                <w:sz w:val="18"/>
+                <w:szCs w:val="18"/>
+              </w:rPr>
+              <w:t>{</w:t>
+            </w:r>
+            <w:proofErr w:type="spellStart"/>
+            <w:proofErr w:type="gramEnd"/>
+            <w:r>
+              <w:rPr>
+                <w:rFonts w:ascii="Arial" w:eastAsia="Times New Roman" w:hAnsi="Arial" w:cs="Arial"/>
+                <w:b/>
+                <w:color w:val="000000"/>
+                <w:sz w:val="18"/>
+                <w:szCs w:val="18"/>
+              </w:rPr>
+              <w:t>custom.Descripcion</w:t>
+            </w:r>
+            <w:proofErr w:type="spellEnd"/>
+            <w:r>
+              <w:rPr>
+                <w:rFonts w:ascii="Arial" w:eastAsia="Times New Roman" w:hAnsi="Arial" w:cs="Arial"/>
+                <w:b/>
+                <w:color w:val="000000"/>
+                <w:sz w:val="18"/>
+                <w:szCs w:val="18"/>
+              </w:rPr>
+              <w:t>}</w:t>
             </w:r>
           </w:p>
         </w:tc>
@@ -890,7 +1098,27 @@
           <w:sz w:val="17"/>
           <w:szCs w:val="24"/>
         </w:rPr>
-        <w:t>, la firma del contrato y la presentación de la fianza de cumplimiento dentro de los  cinco (5) dias hábiles contados a partir de la notificación de la resolución que adjudica el acto  de selección de contratista.</w:t>
+        <w:t xml:space="preserve">, la firma del contrato y la presentación de la fianza de cumplimiento dentro de los  cinco (5) </w:t>
+      </w:r>
+      <w:proofErr w:type="spellStart"/>
+      <w:r>
+        <w:rPr>
+          <w:rFonts w:ascii="Arial" w:eastAsia="Times New Roman" w:hAnsi="Arial" w:cs="Arial"/>
+          <w:color w:val="000000"/>
+          <w:sz w:val="17"/>
+          <w:szCs w:val="24"/>
+        </w:rPr>
+        <w:t>dias</w:t>
+      </w:r>
+      <w:proofErr w:type="spellEnd"/>
+      <w:r>
+        <w:rPr>
+          <w:rFonts w:ascii="Arial" w:eastAsia="Times New Roman" w:hAnsi="Arial" w:cs="Arial"/>
+          <w:color w:val="000000"/>
+          <w:sz w:val="17"/>
+          <w:szCs w:val="24"/>
+        </w:rPr>
+        <w:t xml:space="preserve"> hábiles contados a partir de la notificación de la resolución que adjudica el acto  de selección de contratista.</w:t>
       </w:r>
     </w:p>
     <w:p>
@@ -1016,27 +1244,91 @@
           <w:sz w:val="17"/>
           <w:szCs w:val="24"/>
         </w:rPr>
-        <w:t>{custom.</w:t>
-      </w:r>
-      <w:r>
-        <w:rPr>
-          <w:rFonts w:ascii="Arial" w:eastAsia="Times New Roman" w:hAnsi="Arial" w:cs="Arial"/>
-          <w:b/>
-          <w:color w:val="000000"/>
-          <w:sz w:val="17"/>
-          <w:szCs w:val="24"/>
-        </w:rPr>
-        <w:t>VigenciaTexto2</w:t>
-      </w:r>
-      <w:r>
-        <w:rPr>
-          <w:rFonts w:ascii="Arial" w:eastAsia="Times New Roman" w:hAnsi="Arial" w:cs="Arial"/>
-          <w:b/>
-          <w:color w:val="000000"/>
-          <w:sz w:val="17"/>
-          <w:szCs w:val="24"/>
-        </w:rPr>
-        <w:t xml:space="preserve">} </w:t>
+        <w:t>{</w:t>
+      </w:r>
+      <w:proofErr w:type="gramStart"/>
+      <w:r>
+        <w:rPr>
+          <w:rFonts w:ascii="Arial" w:eastAsia="Times New Roman" w:hAnsi="Arial" w:cs="Arial"/>
+          <w:b/>
+          <w:color w:val="000000"/>
+          <w:sz w:val="17"/>
+          <w:szCs w:val="24"/>
+        </w:rPr>
+        <w:t>custom.</w:t>
+      </w:r>
+      <w:r>
+        <w:rPr>
+          <w:rFonts w:ascii="Arial" w:eastAsia="Times New Roman" w:hAnsi="Arial" w:cs="Arial"/>
+          <w:b/>
+          <w:color w:val="000000"/>
+          <w:sz w:val="17"/>
+          <w:szCs w:val="24"/>
+        </w:rPr>
+        <w:t>VigenciaTexto</w:t>
+      </w:r>
+      <w:proofErr w:type="gramEnd"/>
+      <w:r>
+        <w:rPr>
+          <w:rFonts w:ascii="Arial" w:eastAsia="Times New Roman" w:hAnsi="Arial" w:cs="Arial"/>
+          <w:b/>
+          <w:color w:val="000000"/>
+          <w:sz w:val="17"/>
+          <w:szCs w:val="24"/>
+        </w:rPr>
+        <w:t>2</w:t>
+      </w:r>
+      <w:r>
+        <w:rPr>
+          <w:rFonts w:ascii="Arial" w:eastAsia="Times New Roman" w:hAnsi="Arial" w:cs="Arial"/>
+          <w:b/>
+          <w:color w:val="000000"/>
+          <w:sz w:val="17"/>
+          <w:szCs w:val="24"/>
+        </w:rPr>
+        <w:t>}</w:t>
+      </w:r>
+      <w:r>
+        <w:rPr>
+          <w:rFonts w:ascii="Arial" w:eastAsia="Times New Roman" w:hAnsi="Arial" w:cs="Arial"/>
+          <w:b/>
+          <w:color w:val="000000"/>
+          <w:sz w:val="17"/>
+          <w:szCs w:val="24"/>
+        </w:rPr>
+        <w:t>{</w:t>
+      </w:r>
+      <w:proofErr w:type="spellStart"/>
+      <w:r>
+        <w:rPr>
+          <w:rFonts w:ascii="Arial" w:eastAsia="Times New Roman" w:hAnsi="Arial" w:cs="Arial"/>
+          <w:b/>
+          <w:color w:val="000000"/>
+          <w:sz w:val="17"/>
+          <w:szCs w:val="24"/>
+        </w:rPr>
+        <w:t>custom.TipoVigencia</w:t>
+      </w:r>
+      <w:proofErr w:type="spellEnd"/>
+      <w:r>
+        <w:rPr>
+          <w:rFonts w:ascii="Arial" w:eastAsia="Times New Roman" w:hAnsi="Arial" w:cs="Arial"/>
+          <w:b/>
+          <w:color w:val="000000"/>
+          <w:sz w:val="17"/>
+          <w:szCs w:val="24"/>
+        </w:rPr>
+        <w:t>}</w:t>
+      </w:r>
+      <w:r>
+        <w:rPr>
+          <w:rFonts w:ascii="Arial" w:eastAsia="Times New Roman" w:hAnsi="Arial" w:cs="Arial"/>
+          <w:b/>
+          <w:color w:val="000000"/>
+          <w:sz w:val="17"/>
+          <w:szCs w:val="24"/>
+        </w:rPr>
+        <w:t xml:space="preserve"> </w:t>
       </w:r>
       <w:r>
         <w:rPr>
@@ -1238,7 +1530,27 @@
           <w:sz w:val="17"/>
           <w:szCs w:val="24"/>
         </w:rPr>
-        <w:t xml:space="preserve"> dentro de los veinte (20) días hábiles siguientes a la ocurrencia del mismo. </w:t>
+        <w:t xml:space="preserve"> dentro de los veinte (20) días hábiles siguientes a la ocurrencia </w:t>
+      </w:r>
+      <w:proofErr w:type="gramStart"/>
+      <w:r>
+        <w:rPr>
+          <w:rFonts w:ascii="Arial" w:eastAsia="Times New Roman" w:hAnsi="Arial" w:cs="Arial"/>
+          <w:color w:val="000000"/>
+          <w:sz w:val="17"/>
+          <w:szCs w:val="24"/>
+        </w:rPr>
+        <w:t>del mismo</w:t>
+      </w:r>
+      <w:proofErr w:type="gramEnd"/>
+      <w:r>
+        <w:rPr>
+          <w:rFonts w:ascii="Arial" w:eastAsia="Times New Roman" w:hAnsi="Arial" w:cs="Arial"/>
+          <w:color w:val="000000"/>
+          <w:sz w:val="17"/>
+          <w:szCs w:val="24"/>
+        </w:rPr>
+        <w:t xml:space="preserve">. </w:t>
       </w:r>
       <w:r>
         <w:rPr>
@@ -1432,17 +1744,38 @@
           <w:sz w:val="17"/>
           <w:szCs w:val="24"/>
         </w:rPr>
-        <w:t xml:space="preserve">: Esta Fianza de Propuesta garantiza el mantenimiento de la oferta presentada por los postores en un acto de selección de contratistas, por el término establecido en el pliego de cargos, término que corre a partir de la  </w:t>
-      </w:r>
-      <w:r>
-        <w:rPr>
-          <w:rFonts w:ascii="Arial" w:eastAsia="Times New Roman" w:hAnsi="Arial" w:cs="Arial"/>
-          <w:b/>
-          <w:color w:val="000000"/>
-          <w:sz w:val="17"/>
-          <w:szCs w:val="24"/>
-        </w:rPr>
-        <w:t xml:space="preserve">FECHA DEL ACTO PÚBLICO; </w:t>
+        <w:t xml:space="preserve">: Esta Fianza de Propuesta garantiza el mantenimiento de la oferta presentada por los postores en un acto de selección de contratistas, por el término establecido en el pliego de cargos, término que corre a partir de </w:t>
+      </w:r>
+      <w:proofErr w:type="gramStart"/>
+      <w:r>
+        <w:rPr>
+          <w:rFonts w:ascii="Arial" w:eastAsia="Times New Roman" w:hAnsi="Arial" w:cs="Arial"/>
+          <w:color w:val="000000"/>
+          <w:sz w:val="17"/>
+          <w:szCs w:val="24"/>
+        </w:rPr>
+        <w:t xml:space="preserve">la  </w:t>
+      </w:r>
+      <w:r>
+        <w:rPr>
+          <w:rFonts w:ascii="Arial" w:eastAsia="Times New Roman" w:hAnsi="Arial" w:cs="Arial"/>
+          <w:b/>
+          <w:color w:val="000000"/>
+          <w:sz w:val="17"/>
+          <w:szCs w:val="24"/>
+        </w:rPr>
+        <w:t>FECHA</w:t>
+      </w:r>
+      <w:proofErr w:type="gramEnd"/>
+      <w:r>
+        <w:rPr>
+          <w:rFonts w:ascii="Arial" w:eastAsia="Times New Roman" w:hAnsi="Arial" w:cs="Arial"/>
+          <w:b/>
+          <w:color w:val="000000"/>
+          <w:sz w:val="17"/>
+          <w:szCs w:val="24"/>
+        </w:rPr>
+        <w:t xml:space="preserve"> DEL ACTO PÚBLICO; </w:t>
       </w:r>
       <w:r>
         <w:rPr>
@@ -1797,7 +2130,29 @@
           <w:sz w:val="17"/>
           <w:szCs w:val="24"/>
         </w:rPr>
-        <w:t>EN FE DE LO CUAL, se suscribe este Contrato en la ciudad de Panamá, República de Panamá, {custom.FechaActualTextoMin}.</w:t>
+        <w:t>EN FE DE LO CUAL, se suscribe este Contrato en la ciudad de Panamá, República de Panamá, {</w:t>
+      </w:r>
+      <w:proofErr w:type="spellStart"/>
+      <w:proofErr w:type="gramStart"/>
+      <w:r>
+        <w:rPr>
+          <w:rFonts w:ascii="Arial" w:eastAsia="Times New Roman" w:hAnsi="Arial" w:cs="Arial"/>
+          <w:color w:val="000000"/>
+          <w:sz w:val="17"/>
+          <w:szCs w:val="24"/>
+        </w:rPr>
+        <w:t>custom.FechaActualTextoMin</w:t>
+      </w:r>
+      <w:proofErr w:type="spellEnd"/>
+      <w:proofErr w:type="gramEnd"/>
+      <w:r>
+        <w:rPr>
+          <w:rFonts w:ascii="Arial" w:eastAsia="Times New Roman" w:hAnsi="Arial" w:cs="Arial"/>
+          <w:color w:val="000000"/>
+          <w:sz w:val="17"/>
+          <w:szCs w:val="24"/>
+        </w:rPr>
+        <w:t>}.</w:t>
       </w:r>
     </w:p>
     <w:p>
@@ -1848,54 +2203,6 @@
         </w:rPr>
       </w:pPr>
     </w:p>
-    <w:p>
-      <w:pPr>
-        <w:widowControl w:val="0"/>
-        <w:tabs>
-          <w:tab w:val="left" w:pos="360"/>
-          <w:tab w:val="left" w:pos="720"/>
-          <w:tab w:val="left" w:pos="1080"/>
-          <w:tab w:val="left" w:pos="1440"/>
-          <w:tab w:val="left" w:pos="1800"/>
-          <w:tab w:val="left" w:pos="2160"/>
-          <w:tab w:val="left" w:pos="2520"/>
-          <w:tab w:val="left" w:pos="2880"/>
-          <w:tab w:val="left" w:pos="3240"/>
-          <w:tab w:val="left" w:pos="3600"/>
-          <w:tab w:val="left" w:pos="3960"/>
-          <w:tab w:val="left" w:pos="4320"/>
-          <w:tab w:val="left" w:pos="4680"/>
-          <w:tab w:val="left" w:pos="5040"/>
-          <w:tab w:val="left" w:pos="5400"/>
-          <w:tab w:val="left" w:pos="5760"/>
-          <w:tab w:val="left" w:pos="6120"/>
-          <w:tab w:val="left" w:pos="6480"/>
-          <w:tab w:val="left" w:pos="6840"/>
-          <w:tab w:val="left" w:pos="7200"/>
-          <w:tab w:val="left" w:pos="7560"/>
-          <w:tab w:val="left" w:pos="7920"/>
-          <w:tab w:val="left" w:pos="8280"/>
-          <w:tab w:val="left" w:pos="8640"/>
-          <w:tab w:val="left" w:pos="9000"/>
-          <w:tab w:val="left" w:pos="9360"/>
-          <w:tab w:val="left" w:pos="9720"/>
-          <w:tab w:val="left" w:pos="10080"/>
-          <w:tab w:val="left" w:pos="10440"/>
-          <w:tab w:val="left" w:pos="10800"/>
-        </w:tabs>
-        <w:autoSpaceDE w:val="0"/>
-        <w:autoSpaceDN w:val="0"/>
-        <w:adjustRightInd w:val="0"/>
-        <w:spacing w:after="0" w:line="240" w:lineRule="auto"/>
-        <w:jc w:val="both"/>
-        <w:rPr>
-          <w:rFonts w:ascii="Arial" w:eastAsia="Times New Roman" w:hAnsi="Arial" w:cs="Arial"/>
-          <w:color w:val="000000"/>
-          <w:sz w:val="18"/>
-          <w:szCs w:val="18"/>
-        </w:rPr>
-      </w:pPr>
-    </w:p>
     <w:p/>
     <w:tbl>
       <w:tblPr>
@@ -2010,7 +2317,25 @@
                 <w:b/>
                 <w:bCs/>
               </w:rPr>
-              <w:t>{custom.Tenedor}</w:t>
+              <w:t>{</w:t>
+            </w:r>
+            <w:proofErr w:type="spellStart"/>
+            <w:proofErr w:type="gramStart"/>
+            <w:r>
+              <w:rPr>
+                <w:b/>
+                <w:bCs/>
+              </w:rPr>
+              <w:t>custom.Tenedor</w:t>
+            </w:r>
+            <w:proofErr w:type="spellEnd"/>
+            <w:proofErr w:type="gramEnd"/>
+            <w:r>
+              <w:rPr>
+                <w:b/>
+                <w:bCs/>
+              </w:rPr>
+              <w:t>}</w:t>
             </w:r>
           </w:p>
         </w:tc>
@@ -2079,7 +2404,6 @@
         </w:tc>
       </w:tr>
     </w:tbl>
-    <w:p/>
     <w:p/>
     <w:sectPr>
       <w:headerReference w:type="default" r:id="rId6"/>
@@ -2192,7 +2516,27 @@
         <w:szCs w:val="24"/>
       </w:rPr>
       <w:noBreakHyphen/>
-      <w:t>LEG/FySE de 10 de agosto de 2023.)</w:t>
+      <w:t>LEG/</w:t>
+    </w:r>
+    <w:proofErr w:type="spellStart"/>
+    <w:r>
+      <w:rPr>
+        <w:rFonts w:ascii="Arial" w:eastAsia="Times New Roman" w:hAnsi="Arial" w:cs="Arial"/>
+        <w:color w:val="000000"/>
+        <w:sz w:val="13"/>
+        <w:szCs w:val="24"/>
+      </w:rPr>
+      <w:t>FySE</w:t>
+    </w:r>
+    <w:proofErr w:type="spellEnd"/>
+    <w:r>
+      <w:rPr>
+        <w:rFonts w:ascii="Arial" w:eastAsia="Times New Roman" w:hAnsi="Arial" w:cs="Arial"/>
+        <w:color w:val="000000"/>
+        <w:sz w:val="13"/>
+        <w:szCs w:val="24"/>
+      </w:rPr>
+      <w:t xml:space="preserve"> de 10 de agosto de 2023.)</w:t>
     </w:r>
   </w:p>
   <w:p>

--- a/Reportes/FS_Propuesta_SBG316.docx
+++ b/Reportes/FS_Propuesta_SBG316.docx
@@ -788,6 +788,17 @@
               </w:rPr>
               <w:t xml:space="preserve"> </w:t>
             </w:r>
+            <w:r>
+              <w:rPr>
+                <w:rFonts w:ascii="Arial" w:eastAsia="Times New Roman" w:hAnsi="Arial" w:cs="Arial"/>
+                <w:b/>
+                <w:color w:val="000000"/>
+                <w:sz w:val="18"/>
+                <w:szCs w:val="18"/>
+              </w:rPr>
+              <w:t>{</w:t>
+            </w:r>
+            <w:proofErr w:type="spellStart"/>
             <w:proofErr w:type="gramStart"/>
             <w:r>
               <w:rPr>
@@ -797,21 +808,10 @@
                 <w:sz w:val="18"/>
                 <w:szCs w:val="18"/>
               </w:rPr>
-              <w:t>{</w:t>
-            </w:r>
-            <w:proofErr w:type="spellStart"/>
+              <w:t>custom.Descripcion</w:t>
+            </w:r>
+            <w:proofErr w:type="spellEnd"/>
             <w:proofErr w:type="gramEnd"/>
-            <w:r>
-              <w:rPr>
-                <w:rFonts w:ascii="Arial" w:eastAsia="Times New Roman" w:hAnsi="Arial" w:cs="Arial"/>
-                <w:b/>
-                <w:color w:val="000000"/>
-                <w:sz w:val="18"/>
-                <w:szCs w:val="18"/>
-              </w:rPr>
-              <w:t>custom.Descripcion</w:t>
-            </w:r>
-            <w:proofErr w:type="spellEnd"/>
             <w:r>
               <w:rPr>
                 <w:rFonts w:ascii="Arial" w:eastAsia="Times New Roman" w:hAnsi="Arial" w:cs="Arial"/>
@@ -1296,20 +1296,18 @@
           <w:sz w:val="17"/>
           <w:szCs w:val="24"/>
         </w:rPr>
-        <w:t>{</w:t>
-      </w:r>
-      <w:proofErr w:type="spellStart"/>
-      <w:r>
-        <w:rPr>
-          <w:rFonts w:ascii="Arial" w:eastAsia="Times New Roman" w:hAnsi="Arial" w:cs="Arial"/>
-          <w:b/>
-          <w:color w:val="000000"/>
-          <w:sz w:val="17"/>
-          <w:szCs w:val="24"/>
-        </w:rPr>
-        <w:t>custom.TipoVigencia</w:t>
-      </w:r>
-      <w:proofErr w:type="spellEnd"/>
+        <w:t>{custom.TipoVigencia</w:t>
+      </w:r>
+      <w:r>
+        <w:rPr>
+          <w:rFonts w:ascii="Arial" w:eastAsia="Times New Roman" w:hAnsi="Arial" w:cs="Arial"/>
+          <w:b/>
+          <w:color w:val="000000"/>
+          <w:sz w:val="17"/>
+          <w:szCs w:val="24"/>
+        </w:rPr>
+        <w:t>3</w:t>
+      </w:r>
       <w:r>
         <w:rPr>
           <w:rFonts w:ascii="Arial" w:eastAsia="Times New Roman" w:hAnsi="Arial" w:cs="Arial"/>
@@ -1744,38 +1742,17 @@
           <w:sz w:val="17"/>
           <w:szCs w:val="24"/>
         </w:rPr>
-        <w:t xml:space="preserve">: Esta Fianza de Propuesta garantiza el mantenimiento de la oferta presentada por los postores en un acto de selección de contratistas, por el término establecido en el pliego de cargos, término que corre a partir de </w:t>
-      </w:r>
-      <w:proofErr w:type="gramStart"/>
-      <w:r>
-        <w:rPr>
-          <w:rFonts w:ascii="Arial" w:eastAsia="Times New Roman" w:hAnsi="Arial" w:cs="Arial"/>
-          <w:color w:val="000000"/>
-          <w:sz w:val="17"/>
-          <w:szCs w:val="24"/>
-        </w:rPr>
-        <w:t xml:space="preserve">la  </w:t>
-      </w:r>
-      <w:r>
-        <w:rPr>
-          <w:rFonts w:ascii="Arial" w:eastAsia="Times New Roman" w:hAnsi="Arial" w:cs="Arial"/>
-          <w:b/>
-          <w:color w:val="000000"/>
-          <w:sz w:val="17"/>
-          <w:szCs w:val="24"/>
-        </w:rPr>
-        <w:t>FECHA</w:t>
-      </w:r>
-      <w:proofErr w:type="gramEnd"/>
-      <w:r>
-        <w:rPr>
-          <w:rFonts w:ascii="Arial" w:eastAsia="Times New Roman" w:hAnsi="Arial" w:cs="Arial"/>
-          <w:b/>
-          <w:color w:val="000000"/>
-          <w:sz w:val="17"/>
-          <w:szCs w:val="24"/>
-        </w:rPr>
-        <w:t xml:space="preserve"> DEL ACTO PÚBLICO; </w:t>
+        <w:t xml:space="preserve">: Esta Fianza de Propuesta garantiza el mantenimiento de la oferta presentada por los postores en un acto de selección de contratistas, por el término establecido en el pliego de cargos, término que corre a partir de la  </w:t>
+      </w:r>
+      <w:r>
+        <w:rPr>
+          <w:rFonts w:ascii="Arial" w:eastAsia="Times New Roman" w:hAnsi="Arial" w:cs="Arial"/>
+          <w:b/>
+          <w:color w:val="000000"/>
+          <w:sz w:val="17"/>
+          <w:szCs w:val="24"/>
+        </w:rPr>
+        <w:t xml:space="preserve">FECHA DEL ACTO PÚBLICO; </w:t>
       </w:r>
       <w:r>
         <w:rPr>
@@ -2133,7 +2110,6 @@
         <w:t>EN FE DE LO CUAL, se suscribe este Contrato en la ciudad de Panamá, República de Panamá, {</w:t>
       </w:r>
       <w:proofErr w:type="spellStart"/>
-      <w:proofErr w:type="gramStart"/>
       <w:r>
         <w:rPr>
           <w:rFonts w:ascii="Arial" w:eastAsia="Times New Roman" w:hAnsi="Arial" w:cs="Arial"/>
@@ -2144,7 +2120,6 @@
         <w:t>custom.FechaActualTextoMin</w:t>
       </w:r>
       <w:proofErr w:type="spellEnd"/>
-      <w:proofErr w:type="gramEnd"/>
       <w:r>
         <w:rPr>
           <w:rFonts w:ascii="Arial" w:eastAsia="Times New Roman" w:hAnsi="Arial" w:cs="Arial"/>
@@ -2154,54 +2129,6 @@
         </w:rPr>
         <w:t>}.</w:t>
       </w:r>
-    </w:p>
-    <w:p>
-      <w:pPr>
-        <w:widowControl w:val="0"/>
-        <w:tabs>
-          <w:tab w:val="left" w:pos="360"/>
-          <w:tab w:val="left" w:pos="720"/>
-          <w:tab w:val="left" w:pos="1080"/>
-          <w:tab w:val="left" w:pos="1440"/>
-          <w:tab w:val="left" w:pos="1800"/>
-          <w:tab w:val="left" w:pos="2160"/>
-          <w:tab w:val="left" w:pos="2520"/>
-          <w:tab w:val="left" w:pos="2880"/>
-          <w:tab w:val="left" w:pos="3240"/>
-          <w:tab w:val="left" w:pos="3600"/>
-          <w:tab w:val="left" w:pos="3960"/>
-          <w:tab w:val="left" w:pos="4320"/>
-          <w:tab w:val="left" w:pos="4680"/>
-          <w:tab w:val="left" w:pos="5040"/>
-          <w:tab w:val="left" w:pos="5400"/>
-          <w:tab w:val="left" w:pos="5760"/>
-          <w:tab w:val="left" w:pos="6120"/>
-          <w:tab w:val="left" w:pos="6480"/>
-          <w:tab w:val="left" w:pos="6840"/>
-          <w:tab w:val="left" w:pos="7200"/>
-          <w:tab w:val="left" w:pos="7560"/>
-          <w:tab w:val="left" w:pos="7920"/>
-          <w:tab w:val="left" w:pos="8280"/>
-          <w:tab w:val="left" w:pos="8640"/>
-          <w:tab w:val="left" w:pos="9000"/>
-          <w:tab w:val="left" w:pos="9360"/>
-          <w:tab w:val="left" w:pos="9720"/>
-          <w:tab w:val="left" w:pos="10080"/>
-          <w:tab w:val="left" w:pos="10440"/>
-          <w:tab w:val="left" w:pos="10800"/>
-        </w:tabs>
-        <w:autoSpaceDE w:val="0"/>
-        <w:autoSpaceDN w:val="0"/>
-        <w:adjustRightInd w:val="0"/>
-        <w:spacing w:after="0" w:line="240" w:lineRule="auto"/>
-        <w:jc w:val="both"/>
-        <w:rPr>
-          <w:rFonts w:ascii="Arial" w:eastAsia="Times New Roman" w:hAnsi="Arial" w:cs="Arial"/>
-          <w:color w:val="000000"/>
-          <w:sz w:val="18"/>
-          <w:szCs w:val="18"/>
-        </w:rPr>
-      </w:pPr>
     </w:p>
     <w:p/>
     <w:tbl>
@@ -2350,7 +2277,6 @@
           </w:tcPr>
           <w:p>
             <w:pPr>
-              <w:jc w:val="center"/>
               <w:rPr>
                 <w:b/>
                 <w:bCs/>
@@ -2361,7 +2287,22 @@
                 <w:b/>
                 <w:bCs/>
               </w:rPr>
-              <w:t>Firma Autorizada</w:t>
+              <w:t>Nombre:</w:t>
+            </w:r>
+          </w:p>
+          <w:p>
+            <w:pPr>
+              <w:rPr>
+                <w:b/>
+                <w:bCs/>
+              </w:rPr>
+            </w:pPr>
+            <w:r>
+              <w:rPr>
+                <w:b/>
+                <w:bCs/>
+              </w:rPr>
+              <w:t>Título:</w:t>
             </w:r>
           </w:p>
         </w:tc>
@@ -2393,18 +2334,18 @@
                 <w:bCs/>
               </w:rPr>
             </w:pPr>
-            <w:r>
-              <w:rPr>
-                <w:b/>
-                <w:bCs/>
-              </w:rPr>
-              <w:t>Firma Autorizada</w:t>
-            </w:r>
           </w:p>
         </w:tc>
       </w:tr>
     </w:tbl>
-    <w:p/>
+    <w:p>
+      <w:pPr>
+        <w:rPr>
+          <w:sz w:val="10"/>
+          <w:szCs w:val="10"/>
+        </w:rPr>
+      </w:pPr>
+    </w:p>
     <w:sectPr>
       <w:headerReference w:type="default" r:id="rId6"/>
       <w:footerReference w:type="default" r:id="rId7"/>
@@ -2538,6 +2479,92 @@
       </w:rPr>
       <w:t xml:space="preserve"> de 10 de agosto de 2023.)</w:t>
     </w:r>
+  </w:p>
+  <w:p>
+    <w:pPr>
+      <w:widowControl w:val="0"/>
+      <w:tabs>
+        <w:tab w:val="left" w:pos="360"/>
+        <w:tab w:val="left" w:pos="720"/>
+        <w:tab w:val="left" w:pos="1080"/>
+        <w:tab w:val="left" w:pos="1440"/>
+        <w:tab w:val="left" w:pos="1800"/>
+        <w:tab w:val="left" w:pos="2160"/>
+        <w:tab w:val="left" w:pos="2520"/>
+        <w:tab w:val="left" w:pos="2880"/>
+        <w:tab w:val="left" w:pos="3240"/>
+        <w:tab w:val="left" w:pos="3600"/>
+        <w:tab w:val="left" w:pos="3960"/>
+        <w:tab w:val="left" w:pos="4320"/>
+        <w:tab w:val="left" w:pos="4680"/>
+        <w:tab w:val="left" w:pos="5040"/>
+        <w:tab w:val="left" w:pos="5400"/>
+        <w:tab w:val="left" w:pos="5760"/>
+        <w:tab w:val="left" w:pos="6120"/>
+        <w:tab w:val="left" w:pos="6480"/>
+        <w:tab w:val="left" w:pos="6840"/>
+        <w:tab w:val="left" w:pos="7200"/>
+        <w:tab w:val="left" w:pos="7560"/>
+        <w:tab w:val="left" w:pos="7920"/>
+        <w:tab w:val="left" w:pos="8280"/>
+        <w:tab w:val="left" w:pos="8640"/>
+        <w:tab w:val="left" w:pos="9000"/>
+        <w:tab w:val="left" w:pos="9360"/>
+        <w:tab w:val="left" w:pos="9720"/>
+        <w:tab w:val="left" w:pos="10080"/>
+        <w:tab w:val="left" w:pos="10440"/>
+      </w:tabs>
+      <w:autoSpaceDE w:val="0"/>
+      <w:autoSpaceDN w:val="0"/>
+      <w:adjustRightInd w:val="0"/>
+      <w:spacing w:after="0" w:line="240" w:lineRule="auto"/>
+      <w:rPr>
+        <w:rFonts w:ascii="Arial" w:eastAsia="Times New Roman" w:hAnsi="Arial" w:cs="Arial"/>
+        <w:color w:val="000000"/>
+        <w:sz w:val="13"/>
+        <w:szCs w:val="24"/>
+      </w:rPr>
+    </w:pPr>
+  </w:p>
+  <w:p>
+    <w:pPr>
+      <w:widowControl w:val="0"/>
+      <w:tabs>
+        <w:tab w:val="left" w:pos="360"/>
+        <w:tab w:val="left" w:pos="720"/>
+        <w:tab w:val="left" w:pos="1080"/>
+        <w:tab w:val="left" w:pos="1440"/>
+        <w:tab w:val="left" w:pos="1800"/>
+        <w:tab w:val="left" w:pos="2160"/>
+        <w:tab w:val="left" w:pos="2520"/>
+        <w:tab w:val="left" w:pos="2880"/>
+        <w:tab w:val="left" w:pos="3240"/>
+        <w:tab w:val="left" w:pos="3600"/>
+        <w:tab w:val="left" w:pos="3960"/>
+        <w:tab w:val="left" w:pos="4320"/>
+        <w:tab w:val="left" w:pos="4680"/>
+        <w:tab w:val="left" w:pos="5040"/>
+        <w:tab w:val="left" w:pos="5400"/>
+        <w:tab w:val="left" w:pos="5760"/>
+        <w:tab w:val="left" w:pos="6120"/>
+        <w:tab w:val="left" w:pos="6480"/>
+        <w:tab w:val="left" w:pos="6840"/>
+        <w:tab w:val="left" w:pos="7200"/>
+        <w:tab w:val="left" w:pos="7560"/>
+        <w:tab w:val="left" w:pos="7920"/>
+        <w:tab w:val="left" w:pos="8280"/>
+      </w:tabs>
+      <w:autoSpaceDE w:val="0"/>
+      <w:autoSpaceDN w:val="0"/>
+      <w:adjustRightInd w:val="0"/>
+      <w:spacing w:after="0" w:line="240" w:lineRule="auto"/>
+      <w:rPr>
+        <w:rFonts w:ascii="Arial" w:eastAsia="Times New Roman" w:hAnsi="Arial" w:cs="Arial"/>
+        <w:color w:val="000000"/>
+        <w:sz w:val="15"/>
+        <w:szCs w:val="24"/>
+      </w:rPr>
+    </w:pPr>
   </w:p>
   <w:p>
     <w:pPr>

--- a/Reportes/FS_Propuesta_SBG316.docx
+++ b/Reportes/FS_Propuesta_SBG316.docx
@@ -358,7 +358,6 @@
               <w:t>{</w:t>
             </w:r>
             <w:proofErr w:type="spellStart"/>
-            <w:proofErr w:type="gramStart"/>
             <w:r>
               <w:rPr>
                 <w:rFonts w:ascii="Arial" w:eastAsia="Times New Roman" w:hAnsi="Arial" w:cs="Arial"/>
@@ -370,7 +369,6 @@
               <w:t>custom.AFavor</w:t>
             </w:r>
             <w:proofErr w:type="spellEnd"/>
-            <w:proofErr w:type="gramEnd"/>
             <w:r>
               <w:rPr>
                 <w:rFonts w:ascii="Arial" w:eastAsia="Times New Roman" w:hAnsi="Arial" w:cs="Arial"/>
@@ -452,19 +450,7 @@
                 <w:sz w:val="18"/>
                 <w:szCs w:val="18"/>
               </w:rPr>
-              <w:t>{</w:t>
-            </w:r>
-            <w:proofErr w:type="spellStart"/>
-            <w:proofErr w:type="gramStart"/>
-            <w:r>
-              <w:rPr>
-                <w:rFonts w:ascii="Arial" w:eastAsia="Times New Roman" w:hAnsi="Arial" w:cs="Arial"/>
-                <w:b/>
-                <w:color w:val="000000"/>
-                <w:sz w:val="18"/>
-                <w:szCs w:val="18"/>
-              </w:rPr>
-              <w:t>custom.</w:t>
+              <w:t>{custom.</w:t>
             </w:r>
             <w:r>
               <w:rPr>
@@ -476,8 +462,16 @@
               </w:rPr>
               <w:t>TextoLicitacion</w:t>
             </w:r>
-            <w:proofErr w:type="spellEnd"/>
-            <w:proofErr w:type="gramEnd"/>
+            <w:r>
+              <w:rPr>
+                <w:rFonts w:ascii="Arial" w:eastAsia="Times New Roman" w:hAnsi="Arial" w:cs="Arial"/>
+                <w:b/>
+                <w:color w:val="000000"/>
+                <w:sz w:val="18"/>
+                <w:szCs w:val="18"/>
+              </w:rPr>
+              <w:t>2</w:t>
+            </w:r>
             <w:r>
               <w:rPr>
                 <w:rFonts w:ascii="Arial" w:eastAsia="Times New Roman" w:hAnsi="Arial" w:cs="Arial"/>
